--- a/presentation/kickoff/team-contract-specs.docx
+++ b/presentation/kickoff/team-contract-specs.docx
@@ -190,7 +190,11 @@
     </w:p>
     <w:bookmarkEnd w:id="22"/>
     <w:bookmarkEnd w:id="23"/>
-    <w:sectPr/>
+    <w:sectPr>
+      <w:footnotePr>
+        <w:numRestart w:val="eachSect"/>
+      </w:footnotePr>
+    </w:sectPr>
   </w:body>
 </w:document>
 </file>
@@ -471,8 +475,6 @@
     </w:pPr>
     <w:rPr>
       <w:rFonts w:asciiTheme="majorHAnsi" w:cstheme="majorBidi" w:eastAsiaTheme="majorEastAsia" w:hAnsiTheme="majorHAnsi"/>
-      <w:spacing w:val="-10"/>
-      <w:kern w:val="28"/>
       <w:sz w:val="56"/>
       <w:szCs w:val="56"/>
     </w:rPr>
@@ -485,8 +487,6 @@
     <w:rsid w:val="00A10FD9"/>
     <w:rPr>
       <w:rFonts w:asciiTheme="majorHAnsi" w:cstheme="majorBidi" w:eastAsiaTheme="majorEastAsia" w:hAnsiTheme="majorHAnsi"/>
-      <w:spacing w:val="-10"/>
-      <w:kern w:val="28"/>
       <w:sz w:val="56"/>
       <w:szCs w:val="56"/>
     </w:rPr>
@@ -527,23 +527,31 @@
   </w:style>
   <w:style w:customStyle="1" w:styleId="Author" w:type="paragraph">
     <w:name w:val="Author"/>
+    <w:basedOn w:val="Title"/>
     <w:next w:val="BodyText"/>
     <w:qFormat/>
     <w:pPr>
       <w:keepNext/>
       <w:keepLines/>
-      <w:jc w:val="center"/>
-    </w:pPr>
+    </w:pPr>
+    <w:rPr>
+      <w:sz w:val="24"/>
+      <w:szCs w:val="24"/>
+    </w:rPr>
   </w:style>
   <w:style w:styleId="Date" w:type="paragraph">
     <w:name w:val="Date"/>
+    <w:basedOn w:val="Title"/>
     <w:next w:val="BodyText"/>
     <w:qFormat/>
     <w:pPr>
       <w:keepNext/>
       <w:keepLines/>
-      <w:jc w:val="center"/>
-    </w:pPr>
+    </w:pPr>
+    <w:rPr>
+      <w:sz w:val="24"/>
+      <w:szCs w:val="24"/>
+    </w:rPr>
   </w:style>
   <w:style w:customStyle="1" w:styleId="AbstractTitle" w:type="paragraph">
     <w:name w:val="Abstract Title"/>

--- a/presentation/kickoff/team-contract-specs.docx
+++ b/presentation/kickoff/team-contract-specs.docx
@@ -61,7 +61,7 @@
         </w:numPr>
       </w:pPr>
       <w:r>
-        <w:t xml:space="preserve">Group data storage system created (e.g., shared Drive or shared folder on Google Drive).</w:t>
+        <w:t xml:space="preserve">Decide on an AI Policy for code development in the project phase</w:t>
       </w:r>
     </w:p>
     <w:p>
@@ -73,7 +73,7 @@
         </w:numPr>
       </w:pPr>
       <w:r>
-        <w:t xml:space="preserve">DOCX version of team contract uploaded into shared drive for group editing.</w:t>
+        <w:t xml:space="preserve">Group data storage system created (e.g., shared Drive or shared folder on Google Drive).</w:t>
       </w:r>
     </w:p>
     <w:p>
@@ -85,17 +85,7 @@
         </w:numPr>
       </w:pPr>
       <w:r>
-        <w:t xml:space="preserve">Objectives present for team.</w:t>
-      </w:r>
-    </w:p>
-    <w:bookmarkEnd w:id="20"/>
-    <w:bookmarkStart w:id="21" w:name="completion"/>
-    <w:p>
-      <w:pPr>
-        <w:pStyle w:val="Heading3"/>
-      </w:pPr>
-      <w:r>
-        <w:t xml:space="preserve">Completion</w:t>
+        <w:t xml:space="preserve">DOCX version of team contract uploaded into shared drive for group editing.</w:t>
       </w:r>
     </w:p>
     <w:p>
@@ -107,7 +97,17 @@
         </w:numPr>
       </w:pPr>
       <w:r>
-        <w:t xml:space="preserve">Team mission is clear and concise.</w:t>
+        <w:t xml:space="preserve">Objectives present for team.</w:t>
+      </w:r>
+    </w:p>
+    <w:bookmarkEnd w:id="20"/>
+    <w:bookmarkStart w:id="21" w:name="completion"/>
+    <w:p>
+      <w:pPr>
+        <w:pStyle w:val="Heading3"/>
+      </w:pPr>
+      <w:r>
+        <w:t xml:space="preserve">Completion</w:t>
       </w:r>
     </w:p>
     <w:p>
@@ -119,7 +119,7 @@
         </w:numPr>
       </w:pPr>
       <w:r>
-        <w:t xml:space="preserve">Logistics and organization section clearly outlines communication and collaboration methods and expectations.</w:t>
+        <w:t xml:space="preserve">Team mission is clear and concise.</w:t>
       </w:r>
     </w:p>
     <w:p>
@@ -131,7 +131,7 @@
         </w:numPr>
       </w:pPr>
       <w:r>
-        <w:t xml:space="preserve">Strengths and weaknesses are included for each team member.</w:t>
+        <w:t xml:space="preserve">Logistics and organization section clearly outlines communication and collaboration methods and expectations.</w:t>
       </w:r>
     </w:p>
     <w:p>
@@ -143,7 +143,7 @@
         </w:numPr>
       </w:pPr>
       <w:r>
-        <w:t xml:space="preserve">Team objectives are clear, specific, and include metrics to assess how the team is performing.</w:t>
+        <w:t xml:space="preserve">Strengths and weaknesses are included for each team member.</w:t>
       </w:r>
     </w:p>
     <w:p>
@@ -155,7 +155,7 @@
         </w:numPr>
       </w:pPr>
       <w:r>
-        <w:t xml:space="preserve">Team norms explain what they will do to create a high-functioning team, how they will know when things are going</w:t>
+        <w:t xml:space="preserve">Team objectives are clear, specific, and include metrics to assess how the team is performing.</w:t>
       </w:r>
     </w:p>
     <w:p>
@@ -164,6 +164,18 @@
         <w:numPr>
           <w:ilvl w:val="0"/>
           <w:numId w:val="1011"/>
+        </w:numPr>
+      </w:pPr>
+      <w:r>
+        <w:t xml:space="preserve">Team norms explain what they will do to create a high-functioning team, how they will know when things are going</w:t>
+      </w:r>
+    </w:p>
+    <w:p>
+      <w:pPr>
+        <w:pStyle w:val="Compact"/>
+        <w:numPr>
+          <w:ilvl w:val="0"/>
+          <w:numId w:val="1012"/>
         </w:numPr>
       </w:pPr>
       <w:r>
@@ -410,6 +422,9 @@
     <w:abstractNumId w:val="992"/>
   </w:num>
   <w:num w:numId="1011">
+    <w:abstractNumId w:val="992"/>
+  </w:num>
+  <w:num w:numId="1012">
     <w:abstractNumId w:val="992"/>
   </w:num>
 </w:numbering>

--- a/presentation/kickoff/team-contract-specs.docx
+++ b/presentation/kickoff/team-contract-specs.docx
@@ -167,7 +167,7 @@
         </w:numPr>
       </w:pPr>
       <w:r>
-        <w:t xml:space="preserve">Team norms explain what they will do to create a high-functioning team, how they will know when things are going</w:t>
+        <w:t xml:space="preserve">Team norms explain what they will do to create a high-functioning team, how they will know when things are going well, and what to do if things are not going well.</w:t>
       </w:r>
     </w:p>
     <w:p>

--- a/presentation/kickoff/team-contract-specs.docx
+++ b/presentation/kickoff/team-contract-specs.docx
@@ -10,7 +10,7 @@
         <w:t xml:space="preserve">E80 Team Contract Specs</w:t>
       </w:r>
     </w:p>
-    <w:bookmarkStart w:id="23" w:name="team-contract-specifications"/>
+    <w:bookmarkStart w:id="12" w:name="team-contract-specifications"/>
     <w:p>
       <w:pPr>
         <w:pStyle w:val="Heading2"/>
@@ -19,7 +19,7 @@
         <w:t xml:space="preserve">Team Contract Specifications</w:t>
       </w:r>
     </w:p>
-    <w:bookmarkStart w:id="20" w:name="effort"/>
+    <w:bookmarkStart w:id="9" w:name="effort"/>
     <w:p>
       <w:pPr>
         <w:pStyle w:val="Heading3"/>
@@ -100,8 +100,8 @@
         <w:t xml:space="preserve">Objectives present for team.</w:t>
       </w:r>
     </w:p>
-    <w:bookmarkEnd w:id="20"/>
-    <w:bookmarkStart w:id="21" w:name="completion"/>
+    <w:bookmarkEnd w:id="9"/>
+    <w:bookmarkStart w:id="10" w:name="completion"/>
     <w:p>
       <w:pPr>
         <w:pStyle w:val="Heading3"/>
@@ -182,8 +182,8 @@
         <w:t xml:space="preserve">All team members have signed the form.</w:t>
       </w:r>
     </w:p>
-    <w:bookmarkEnd w:id="21"/>
-    <w:bookmarkStart w:id="22" w:name="comments"/>
+    <w:bookmarkEnd w:id="10"/>
+    <w:bookmarkStart w:id="11" w:name="comments"/>
     <w:p>
       <w:pPr>
         <w:pStyle w:val="Heading3"/>
@@ -200,8 +200,8 @@
         <w:t xml:space="preserve">Add specific notes here about the assignment and what is yet to be completed.</w:t>
       </w:r>
     </w:p>
-    <w:bookmarkEnd w:id="22"/>
-    <w:bookmarkEnd w:id="23"/>
+    <w:bookmarkEnd w:id="11"/>
+    <w:bookmarkEnd w:id="12"/>
     <w:sectPr>
       <w:footnotePr>
         <w:numRestart w:val="eachSect"/>
@@ -435,10 +435,10 @@
   <w:docDefaults>
     <w:rPrDefault>
       <w:rPr>
-        <w:rFonts w:asciiTheme="minorHAnsi" w:cstheme="minorBidi" w:eastAsiaTheme="minorHAnsi" w:hAnsiTheme="minorHAnsi"/>
+        <w:rFonts w:asciiTheme="minorHAnsi" w:cstheme="minorBidi" w:eastAsiaTheme="minorEastAsia" w:hAnsiTheme="minorHAnsi"/>
         <w:sz w:val="24"/>
         <w:szCs w:val="24"/>
-        <w:lang w:bidi="ar-SA" w:eastAsia="en-US" w:val="en-US"/>
+        <w:lang w:bidi="ar-SA" w:eastAsia="zh-CN" w:val="en-US"/>
       </w:rPr>
     </w:rPrDefault>
     <w:pPrDefault>
@@ -979,13 +979,6 @@
       </w:tblCellMar>
     </w:tblPr>
     <w:tblStylePr w:type="firstRow">
-      <w:tblPr>
-        <w:jc w:val="left"/>
-        <w:tblInd w:type="dxa" w:w="0"/>
-      </w:tblPr>
-      <w:trPr>
-        <w:jc w:val="left"/>
-      </w:trPr>
       <w:tcPr>
         <w:tcBorders>
           <w:bottom w:val="single"/>
